--- a/ky/wisdom-stories/light-of-the-universe.docx
+++ b/ky/wisdom-stories/light-of-the-universe.docx
@@ -57,7 +57,7 @@
           <w:sz w:val="22"/>
           <w:lang w:val="ky-KG"/>
         </w:rPr>
-        <w:t>Сүрөттү изилдеген бир искусство таануучу Хантка кайрылып: «Сүрөт сонун экен, бирок маанисин түшүнө албай жатам. Бул адам каккылаган эшик эч качан ачылбайбы? Балким, эшиктин туткасын тартууну унутуп калгансыз?» — деп сурайт.</w:t>
+        <w:t>Сүрөттү изилдеген бир искусство таануучу Хантка кайрылып: «Сүрөт сонун экен, бирок маанисин түшүнө албай жатам. Бул адам каккылаган эшик эч качан ачылбайбы? Балким, эшиктин туткасын чийүүнү унутуп калгансыз?» — деп сурайт.</w:t>
       </w:r>
     </w:p>
     <w:p>
@@ -75,7 +75,7 @@
           <w:sz w:val="22"/>
           <w:lang w:val="ky-KG"/>
         </w:rPr>
-        <w:t>Хант жылмайып жооп берет: «Бул кадимки эшик эмес. Ал адамдын жүрөгүн туюнтат. Эшик ичтен гана ачылгандыктан, сыртында туткасы жок. Ал эшик сизге ичтен ачылмайынча, кире албайсыз».</w:t>
+        <w:t>Хант жылмайып жооп берет: «Бул кадимки эшик эмес. Ал адамдын жүрөгүнүн эшиги. Эшик ичтен гана ачылгандыктан, сыртында туткасы жок. Ал эшик сизге ичтен ачылмайынча, кире албайсыз».</w:t>
       </w:r>
     </w:p>
     <w:p>
@@ -99,7 +99,7 @@
           <w:sz w:val="22"/>
           <w:lang w:val="ky-KG"/>
         </w:rPr>
-        <w:t xml:space="preserve">Сабак: </w:t>
+        <w:t>Сабак: Жүрөктүн эшиги ичтен гана ачылат. Сүйүү менен жакшылык күч менен кирбейт — аларды ичке өзүң киргизишиң керек.</w:t>
       </w:r>
       <w:r>
         <w:rPr>
@@ -108,7 +108,6 @@
           <w:sz w:val="22"/>
           <w:lang w:val="ky-KG"/>
         </w:rPr>
-        <w:t>Жүрөккө күч менен жол таба албайсың. Мээрим менен жакшылыкты кабыл алуу адамдын өз эркинде.</w:t>
       </w:r>
     </w:p>
     <w:p>
@@ -128,7 +127,7 @@
           <w:sz w:val="18"/>
           <w:lang w:val="ky-KG"/>
         </w:rPr>
-        <w:t>Окуя ачык интернет булактарынан алынды.</w:t>
+        <w:t>Аңгемелер ачык интернет булактарынан алынган, иллюстрациялар болсо ЖИ менен түзүлгөн.</w:t>
       </w:r>
     </w:p>
     <w:sectPr>
